--- a/content/Bios/Jack_Smith.docx
+++ b/content/Bios/Jack_Smith.docx
@@ -1,218 +1,8 @@
 
 <file path=word/document.xml><?xml version="1.0" encoding="utf-8"?>
-<w:document xmlns:w14="http://schemas.microsoft.com/office/word/2010/wordml" xmlns:wp14="http://schemas.microsoft.com/office/word/2010/wordprocessingDrawing" xmlns:w="http://schemas.openxmlformats.org/wordprocessingml/2006/main" xmlns:m="http://schemas.openxmlformats.org/officeDocument/2006/math" xmlns:r="http://schemas.openxmlformats.org/officeDocument/2006/relationships" xmlns:o="urn:schemas-microsoft-com:office:office" xmlns:v="urn:schemas-microsoft-com:vml" xmlns:w10="urn:schemas-microsoft-com:office:word" xmlns:a="http://schemas.openxmlformats.org/drawingml/2006/main" xmlns:pic="http://schemas.openxmlformats.org/drawingml/2006/picture" xmlns:wp="http://schemas.openxmlformats.org/drawingml/2006/wordprocessingDrawing" xmlns:mc="http://schemas.openxmlformats.org/markup-compatibility/2006" mc:Ignorable="w14 wp14">
+<w:document xmlns:ns1="http://schemas.openxmlformats.org/markup-compatibility/2006" xmlns:ns2="http://schemas.microsoft.com/office/word/2010/wordml" xmlns:w="http://schemas.openxmlformats.org/wordprocessingml/2006/main" ns1:Ignorable="w14 wp14">
   <w:body>
-    <w:p xmlns:wp14="http://schemas.microsoft.com/office/word/2010/wordml" wp14:textId="77777777">
-      <w:pPr>
-        <w:pStyle w:val="FirstParagraph"/>
-      </w:pPr>
-      <w:r>
-        <w:rPr/>
-        <w:t>2011 Hall of Fame Inductee Jack Smith – Rifle</w:t>
-      </w:r>
-      <w:r>
-        <w:rPr/>
-        <w:t xml:space="preserve"> </w:t>
-      </w:r>
-      <w:r>
-        <w:rPr/>
-        <w:t xml:space="preserve">Jack Smith was born on October 17, </w:t>
-      </w:r>
-      <w:r>
-        <w:rPr/>
-        <w:t>1935</w:t>
-      </w:r>
-      <w:r>
-        <w:rPr/>
-        <w:t xml:space="preserve"> in Coaldale, Colorado and now </w:t>
-      </w:r>
-      <w:r>
-        <w:rPr/>
-        <w:t>resides</w:t>
-      </w:r>
-      <w:r>
-        <w:rPr/>
-        <w:t xml:space="preserve"> with his wife</w:t>
-      </w:r>
-      <w:r>
-        <w:rPr/>
-        <w:t xml:space="preserve"> </w:t>
-      </w:r>
-      <w:r>
-        <w:rPr/>
-        <w:t>Barbara in Rifle, Colorado. Jack graduated from Florence High School, Florence, Colorado in</w:t>
-      </w:r>
-      <w:r>
-        <w:rPr/>
-        <w:t xml:space="preserve"> </w:t>
-      </w:r>
-      <w:r>
-        <w:rPr/>
-        <w:t xml:space="preserve">1953. In 1960 he </w:t>
-      </w:r>
-      <w:r>
-        <w:rPr/>
-        <w:t>attained</w:t>
-      </w:r>
-      <w:r>
-        <w:rPr/>
-        <w:t xml:space="preserve"> a BA from Western State College in Gunnison, Colorado.</w:t>
-      </w:r>
-      <w:r>
-        <w:rPr/>
-        <w:t xml:space="preserve"> </w:t>
-      </w:r>
-      <w:r>
-        <w:rPr/>
-        <w:t xml:space="preserve">Jack has </w:t>
-      </w:r>
-      <w:r>
-        <w:rPr/>
-        <w:t>acquired</w:t>
-      </w:r>
-      <w:r>
-        <w:rPr/>
-        <w:t xml:space="preserve"> </w:t>
-      </w:r>
-      <w:r>
-        <w:rPr/>
-        <w:t>a long list</w:t>
-      </w:r>
-      <w:r>
-        <w:rPr/>
-        <w:t xml:space="preserve"> of honors in his lengthy career. He taught school in Rifle for 27</w:t>
-      </w:r>
-      <w:r>
-        <w:rPr/>
-        <w:t xml:space="preserve"> </w:t>
-      </w:r>
-      <w:r>
-        <w:rPr/>
-        <w:t>years. Jack was also a coach during those 27 years; a coach of many hats. He coached the Rifle</w:t>
-      </w:r>
-      <w:r>
-        <w:rPr/>
-        <w:t xml:space="preserve"> </w:t>
-      </w:r>
-      <w:r>
-        <w:rPr/>
-        <w:t xml:space="preserve">High School football team to </w:t>
-      </w:r>
-      <w:r>
-        <w:rPr/>
-        <w:t>State</w:t>
-      </w:r>
-      <w:r>
-        <w:rPr/>
-        <w:t xml:space="preserve"> Championships in both 1961 and 1973. He coached</w:t>
-      </w:r>
-      <w:r>
-        <w:rPr/>
-        <w:t xml:space="preserve"> </w:t>
-      </w:r>
-      <w:r>
-        <w:rPr/>
-        <w:t>basketball for both girls and boys, and in 1986 he took the girls team to 2nd in State. His</w:t>
-      </w:r>
-      <w:r>
-        <w:rPr/>
-        <w:t xml:space="preserve"> </w:t>
-      </w:r>
-      <w:r>
-        <w:rPr/>
-        <w:t xml:space="preserve">baseball team </w:t>
-      </w:r>
-      <w:r>
-        <w:rPr/>
-        <w:t>were</w:t>
-      </w:r>
-      <w:r>
-        <w:rPr/>
-        <w:t xml:space="preserve"> the State Champions in 1981 and 1985. While </w:t>
-      </w:r>
-      <w:r>
-        <w:rPr/>
-        <w:t>accomplishing</w:t>
-      </w:r>
-      <w:r>
-        <w:rPr/>
-        <w:t xml:space="preserve"> all that, Jack</w:t>
-      </w:r>
-      <w:r>
-        <w:rPr/>
-        <w:t xml:space="preserve"> </w:t>
-      </w:r>
-      <w:r>
-        <w:rPr/>
-        <w:t xml:space="preserve">also coached track </w:t>
-      </w:r>
-      <w:r>
-        <w:rPr/>
-        <w:t>&amp; field</w:t>
-      </w:r>
-      <w:r>
-        <w:rPr/>
-        <w:t>.</w:t>
-      </w:r>
-      <w:r>
-        <w:rPr/>
-        <w:t xml:space="preserve"> </w:t>
-      </w:r>
-      <w:r>
-        <w:rPr/>
-        <w:t>Jack has been a member of the Colorado State Umpires for 20 years. He has been a part of both</w:t>
-      </w:r>
-      <w:r>
-        <w:rPr/>
-        <w:t xml:space="preserve"> </w:t>
-      </w:r>
-      <w:r>
-        <w:rPr/>
-        <w:t xml:space="preserve">Regional and State </w:t>
-      </w:r>
-      <w:r>
-        <w:rPr/>
-        <w:t>Playoffs</w:t>
-      </w:r>
-      <w:r>
-        <w:rPr/>
-        <w:t xml:space="preserve"> including a 4A Western Slope All-Star game. He, along with Gordon</w:t>
-      </w:r>
-      <w:r>
-        <w:rPr/>
-        <w:t xml:space="preserve"> </w:t>
-      </w:r>
-      <w:r>
-        <w:rPr/>
-        <w:t>Cooper and Glenn Curns, has started over 16 Umpires Associations.</w:t>
-      </w:r>
-    </w:p>
-    <w:p>
-      <w:pPr>
-        <w:pStyle w:val="BodyText"/>
-      </w:pPr>
-    </w:p>
-    <w:p>
-      <w:pPr>
-        <w:pStyle w:val="Heading2"/>
-        <w:spacing w:before="261" w:beforeAutospacing="off" w:after="261" w:afterAutospacing="off" w:line="300" w:lineRule="auto"/>
-      </w:pPr>
-      <w:r>
-        <w:rPr>
-          <w:rFonts w:ascii="Segoe UI" w:hAnsi="Segoe UI" w:eastAsia="Segoe UI" w:cs="Segoe UI"/>
-          <w:b w:val="1"/>
-          <w:bCs w:val="1"/>
-          <w:i w:val="0"/>
-          <w:iCs w:val="0"/>
-          <w:noProof w:val="0"/>
-          <w:sz w:val="31"/>
-          <w:szCs w:val="31"/>
-          <w:lang w:val="en-US"/>
-        </w:rPr>
-        <w:t>Revised Biography: Jack Smith</w:t>
-      </w:r>
-    </w:p>
-    <w:p>
+    <w:p ns2:paraId="36BAC22B" ns2:textId="14E598BB">
       <w:pPr>
         <w:spacing w:before="210" w:beforeAutospacing="off" w:after="210" w:afterAutospacing="off" w:line="300" w:lineRule="auto"/>
       </w:pPr>
@@ -231,7 +21,7 @@
         <w:t>2011 Hall of Fame Inductee – Rifle</w:t>
       </w:r>
     </w:p>
-    <w:p>
+    <w:p ns2:paraId="2C772285" ns2:textId="663FF13A">
       <w:pPr>
         <w:spacing w:before="210" w:beforeAutospacing="off" w:after="210" w:afterAutospacing="off" w:line="300" w:lineRule="auto"/>
         <w:rPr>
@@ -415,7 +205,7 @@
         <w:t xml:space="preserve"> in Gunnison in 1960.</w:t>
       </w:r>
     </w:p>
-    <w:p>
+    <w:p ns2:paraId="6B4E7BB0" ns2:textId="042864A4">
       <w:pPr>
         <w:spacing w:before="210" w:beforeAutospacing="off" w:after="210" w:afterAutospacing="off" w:line="300" w:lineRule="auto"/>
         <w:rPr>
@@ -641,7 +431,7 @@
         <w:t>, contributing to the development of student‑athletes across multiple sports.</w:t>
       </w:r>
     </w:p>
-    <w:p>
+    <w:p ns2:paraId="6F9A2426" ns2:textId="1256E055">
       <w:pPr>
         <w:spacing w:before="210" w:beforeAutospacing="off" w:after="210" w:afterAutospacing="off" w:line="300" w:lineRule="auto"/>
         <w:rPr>
@@ -867,7 +657,7 @@
         <w:t>—a legacy that strengthened officiating across the region.</w:t>
       </w:r>
     </w:p>
-    <w:p>
+    <w:p ns2:paraId="481FD8EF" ns2:textId="404CF74F">
       <w:pPr>
         <w:spacing w:before="210" w:beforeAutospacing="off" w:after="210" w:afterAutospacing="off" w:line="300" w:lineRule="auto"/>
         <w:rPr>
@@ -897,7 +687,7 @@
         <w:t>Jack Smith’s long commitment to coaching, teaching, and officiating has left a deep and lasting impact on the Western Slope and throughout Colorado athletics.</w:t>
       </w:r>
     </w:p>
-    <w:p>
+    <w:p ns2:paraId="710453D6" ns2:textId="6998D2E3">
       <w:pPr>
         <w:pStyle w:val="BodyText"/>
       </w:pPr>
